--- a/3학년 2학기/문해프/과제 5/CSE4152_20221627_HW05.docx
+++ b/3학년 2학기/문해프/과제 5/CSE4152_20221627_HW05.docx
@@ -1,6 +1,6 @@
 
 <file path=word/document.xml><?xml version="1.0" encoding="utf-8"?>
-<w:document xmlns:wpc="http://schemas.microsoft.com/office/word/2010/wordprocessingCanvas" xmlns:cx="http://schemas.microsoft.com/office/drawing/2014/chartex" xmlns:cx1="http://schemas.microsoft.com/office/drawing/2015/9/8/chartex" xmlns:cx2="http://schemas.microsoft.com/office/drawing/2015/10/21/chartex" xmlns:cx3="http://schemas.microsoft.com/office/drawing/2016/5/9/chartex" xmlns:cx4="http://schemas.microsoft.com/office/drawing/2016/5/10/chartex" xmlns:cx5="http://schemas.microsoft.com/office/drawing/2016/5/11/chartex" xmlns:cx6="http://schemas.microsoft.com/office/drawing/2016/5/12/chartex" xmlns:cx7="http://schemas.microsoft.com/office/drawing/2016/5/13/chartex" xmlns:cx8="http://schemas.microsoft.com/office/drawing/2016/5/14/chartex" xmlns:mc="http://schemas.openxmlformats.org/markup-compatibility/2006" xmlns:aink="http://schemas.microsoft.com/office/drawing/2016/ink" xmlns:am3d="http://schemas.microsoft.com/office/drawing/2017/model3d" xmlns:o="urn:schemas-microsoft-com:office:office" xmlns:r="http://schemas.openxmlformats.org/officeDocument/2006/relationships" xmlns:m="http://schemas.openxmlformats.org/officeDocument/2006/math" xmlns:v="urn:schemas-microsoft-com:vml" xmlns:wp14="http://schemas.microsoft.com/office/word/2010/wordprocessingDrawing" xmlns:wp="http://schemas.openxmlformats.org/drawingml/2006/wordprocessingDrawing" xmlns:w10="urn:schemas-microsoft-com:office:word" xmlns:w="http://schemas.openxmlformats.org/wordprocessingml/2006/main" xmlns:w14="http://schemas.microsoft.com/office/word/2010/wordml" xmlns:w15="http://schemas.microsoft.com/office/word/2012/wordml" xmlns:w16cid="http://schemas.microsoft.com/office/word/2016/wordml/cid" xmlns:w16se="http://schemas.microsoft.com/office/word/2015/wordml/symex" xmlns:wpg="http://schemas.microsoft.com/office/word/2010/wordprocessingGroup" xmlns:wpi="http://schemas.microsoft.com/office/word/2010/wordprocessingInk" xmlns:wne="http://schemas.microsoft.com/office/word/2006/wordml" xmlns:wps="http://schemas.microsoft.com/office/word/2010/wordprocessingShape" mc:Ignorable="w14 w15 w16se w16cid wp14">
+<w:document xmlns:wpc="http://schemas.microsoft.com/office/word/2010/wordprocessingCanvas" xmlns:cx="http://schemas.microsoft.com/office/drawing/2014/chartex" xmlns:mc="http://schemas.openxmlformats.org/markup-compatibility/2006" xmlns:o="urn:schemas-microsoft-com:office:office" xmlns:r="http://schemas.openxmlformats.org/officeDocument/2006/relationships" xmlns:m="http://schemas.openxmlformats.org/officeDocument/2006/math" xmlns:v="urn:schemas-microsoft-com:vml" xmlns:wp14="http://schemas.microsoft.com/office/word/2010/wordprocessingDrawing" xmlns:wp="http://schemas.openxmlformats.org/drawingml/2006/wordprocessingDrawing" xmlns:w10="urn:schemas-microsoft-com:office:word" xmlns:w="http://schemas.openxmlformats.org/wordprocessingml/2006/main" xmlns:w14="http://schemas.microsoft.com/office/word/2010/wordml" xmlns:w15="http://schemas.microsoft.com/office/word/2012/wordml" xmlns:w16se="http://schemas.microsoft.com/office/word/2015/wordml/symex" xmlns:wpg="http://schemas.microsoft.com/office/word/2010/wordprocessingGroup" xmlns:wpi="http://schemas.microsoft.com/office/word/2010/wordprocessingInk" xmlns:wne="http://schemas.microsoft.com/office/word/2006/wordml" xmlns:wps="http://schemas.microsoft.com/office/word/2010/wordprocessingShape" mc:Ignorable="w14 w15 w16se wp14">
   <w:body>
     <w:p>
       <w:pPr>
@@ -70,12 +70,21 @@
     </w:p>
     <w:p/>
     <w:p>
-      <w:r>
+      <w:pPr>
+        <w:rPr>
+          <w:b/>
+        </w:rPr>
+      </w:pPr>
+      <w:r>
+        <w:rPr>
+          <w:b/>
+        </w:rPr>
         <w:t xml:space="preserve">1) </w:t>
       </w:r>
       <w:r>
         <w:rPr>
           <w:rFonts w:hint="eastAsia"/>
+          <w:b/>
         </w:rPr>
         <w:t>절반씩 올리기/내리기 하며 찾기.</w:t>
       </w:r>
@@ -233,6 +242,11 @@
       </w:r>
     </w:p>
     <w:p>
+      <w:pPr>
+        <w:rPr>
+          <w:rFonts w:hint="eastAsia"/>
+        </w:rPr>
+      </w:pPr>
       <w:r>
         <w:rPr>
           <w:rFonts w:hint="eastAsia"/>
@@ -312,27 +326,862 @@
         <w:t>억 기준으로 물어보기.</w:t>
       </w:r>
     </w:p>
+    <w:p>
+      <w:r>
+        <w:rPr>
+          <w:rFonts w:hint="eastAsia"/>
+        </w:rPr>
+        <w:t xml:space="preserve">만약 모두가 </w:t>
+      </w:r>
+      <w:r>
+        <w:t>10</w:t>
+      </w:r>
+      <w:r>
+        <w:rPr>
+          <w:rFonts w:hint="eastAsia"/>
+        </w:rPr>
+        <w:t>억을 가지고있다면,</w:t>
+      </w:r>
+      <w:r>
+        <w:t xml:space="preserve"> N</w:t>
+      </w:r>
+      <w:r>
+        <w:rPr>
+          <w:rFonts w:hint="eastAsia"/>
+        </w:rPr>
+        <w:t xml:space="preserve">명에게 </w:t>
+      </w:r>
+      <w:r>
+        <w:t>30</w:t>
+      </w:r>
+      <w:r>
+        <w:rPr>
+          <w:rFonts w:hint="eastAsia"/>
+        </w:rPr>
+        <w:t>번 물어봐야 하므로</w:t>
+      </w:r>
+      <w:r>
+        <w:t xml:space="preserve"> (10</w:t>
+      </w:r>
+      <w:r>
+        <w:rPr>
+          <w:rFonts w:hint="eastAsia"/>
+        </w:rPr>
+        <w:t xml:space="preserve">억을 </w:t>
+      </w:r>
+      <w:r>
+        <w:t>2</w:t>
+      </w:r>
+      <w:r>
+        <w:rPr>
+          <w:rFonts w:hint="eastAsia"/>
+        </w:rPr>
+        <w:t xml:space="preserve">로 계속 나누어서 </w:t>
+      </w:r>
+      <w:r>
+        <w:t>1</w:t>
+      </w:r>
+      <w:r>
+        <w:rPr>
+          <w:rFonts w:hint="eastAsia"/>
+        </w:rPr>
+        <w:t xml:space="preserve"> 이하로 수렴하기까지 </w:t>
+      </w:r>
+      <w:r>
+        <w:t>3</w:t>
+      </w:r>
+      <w:r>
+        <w:rPr>
+          <w:rFonts w:hint="eastAsia"/>
+        </w:rPr>
+        <w:t>0회 걸린다)</w:t>
+      </w:r>
+      <w:r>
+        <w:t xml:space="preserve"> </w:t>
+      </w:r>
+      <w:r>
+        <w:rPr>
+          <w:rFonts w:hint="eastAsia"/>
+        </w:rPr>
+        <w:t xml:space="preserve">시간복잡도는 </w:t>
+      </w:r>
+      <w:r>
+        <w:t>O(N)</w:t>
+      </w:r>
+      <w:r>
+        <w:rPr>
+          <w:rFonts w:hint="eastAsia"/>
+        </w:rPr>
+        <w:t>이다.</w:t>
+      </w:r>
+    </w:p>
+    <w:p>
+      <w:pPr>
+        <w:rPr>
+          <w:rFonts w:hint="eastAsia"/>
+        </w:rPr>
+      </w:pPr>
+    </w:p>
+    <w:p>
+      <w:pPr>
+        <w:rPr>
+          <w:b/>
+        </w:rPr>
+      </w:pPr>
+      <w:r>
+        <w:rPr>
+          <w:rFonts w:hint="eastAsia"/>
+          <w:b/>
+        </w:rPr>
+        <w:t>2</w:t>
+      </w:r>
+      <w:r>
+        <w:rPr>
+          <w:b/>
+        </w:rPr>
+        <w:t xml:space="preserve">) </w:t>
+      </w:r>
+      <w:r>
+        <w:rPr>
+          <w:rFonts w:hint="eastAsia"/>
+          <w:b/>
+        </w:rPr>
+        <w:t xml:space="preserve">절반씩 올리기/내리기 </w:t>
+      </w:r>
+      <w:r>
+        <w:rPr>
+          <w:b/>
+        </w:rPr>
+        <w:t xml:space="preserve">+ </w:t>
+      </w:r>
+      <w:r>
+        <w:rPr>
+          <w:rFonts w:hint="eastAsia"/>
+          <w:b/>
+        </w:rPr>
+        <w:t>한 명씩 검토</w:t>
+      </w:r>
+    </w:p>
+    <w:p>
+      <w:r>
+        <w:rPr>
+          <w:rFonts w:hint="eastAsia"/>
+        </w:rPr>
+        <w:t>위의 방식을 그대로 실행하되,</w:t>
+      </w:r>
+      <w:r>
+        <w:t xml:space="preserve"> </w:t>
+      </w:r>
+      <w:r>
+        <w:rPr>
+          <w:rFonts w:hint="eastAsia"/>
+        </w:rPr>
+        <w:t>한 명씩 검토한다.</w:t>
+      </w:r>
+    </w:p>
+    <w:p>
+      <w:r>
+        <w:rPr>
+          <w:rFonts w:hint="eastAsia"/>
+        </w:rPr>
+        <w:t>첫 번째 사람이 가진 돈을 이진 탐색을</w:t>
+      </w:r>
+      <w:r>
+        <w:t xml:space="preserve"> </w:t>
+      </w:r>
+      <w:r>
+        <w:rPr>
+          <w:rFonts w:hint="eastAsia"/>
+        </w:rPr>
+        <w:t xml:space="preserve">이용해 최대 </w:t>
+      </w:r>
+      <w:r>
+        <w:t>30</w:t>
+      </w:r>
+      <w:r>
+        <w:rPr>
+          <w:rFonts w:hint="eastAsia"/>
+        </w:rPr>
+        <w:t>번의 질문 안에 그 사람이 가진 재산을 정확히 알아낸다.</w:t>
+      </w:r>
+      <w:r>
+        <w:t xml:space="preserve"> </w:t>
+      </w:r>
+      <w:r>
+        <w:rPr>
+          <w:rFonts w:hint="eastAsia"/>
+        </w:rPr>
+        <w:t>이 때,</w:t>
+      </w:r>
+      <w:r>
+        <w:t xml:space="preserve"> </w:t>
+      </w:r>
+      <w:r>
+        <w:rPr>
+          <w:rFonts w:hint="eastAsia"/>
+        </w:rPr>
+        <w:t xml:space="preserve">가장 재산이 많은 사람을 </w:t>
+      </w:r>
+      <w:r>
+        <w:t xml:space="preserve">R, </w:t>
+      </w:r>
+      <w:r>
+        <w:rPr>
+          <w:rFonts w:hint="eastAsia"/>
+        </w:rPr>
+        <w:t xml:space="preserve">그 사람의 재산을 </w:t>
+      </w:r>
+      <w:r>
+        <w:t xml:space="preserve">M </w:t>
+      </w:r>
+      <w:r>
+        <w:rPr>
+          <w:rFonts w:hint="eastAsia"/>
+        </w:rPr>
+        <w:t>이라고 하자.</w:t>
+      </w:r>
+    </w:p>
+    <w:p>
+      <w:r>
+        <w:rPr>
+          <w:rFonts w:hint="eastAsia"/>
+        </w:rPr>
+        <w:t xml:space="preserve">두 번째 사람이 </w:t>
+      </w:r>
+      <w:r>
+        <w:t xml:space="preserve">M+1 </w:t>
+      </w:r>
+      <w:r>
+        <w:rPr>
+          <w:rFonts w:hint="eastAsia"/>
+        </w:rPr>
+        <w:t>만큼의 재산을 가지고 있는지 물어본다.</w:t>
+      </w:r>
+      <w:r>
+        <w:t xml:space="preserve"> </w:t>
+      </w:r>
+      <w:r>
+        <w:rPr>
+          <w:rFonts w:hint="eastAsia"/>
+        </w:rPr>
+        <w:t>만약 아니라면,</w:t>
+      </w:r>
+      <w:r>
+        <w:t xml:space="preserve"> </w:t>
+      </w:r>
+      <w:r>
+        <w:rPr>
+          <w:rFonts w:hint="eastAsia"/>
+        </w:rPr>
+        <w:t>이 사람은 비교 한 번 만으로 앞으로의 비교에서 제외된다.</w:t>
+      </w:r>
+      <w:r>
+        <w:t xml:space="preserve"> </w:t>
+      </w:r>
+      <w:r>
+        <w:rPr>
+          <w:rFonts w:hint="eastAsia"/>
+        </w:rPr>
+        <w:t>만약 맞다면,</w:t>
+      </w:r>
+      <w:r>
+        <w:t xml:space="preserve"> </w:t>
+      </w:r>
+      <w:r>
+        <w:rPr>
+          <w:rFonts w:hint="eastAsia"/>
+        </w:rPr>
+        <w:t>이분 탐색을 이용해 이 사람이 가진 돈을 찾아낸다.</w:t>
+      </w:r>
+      <w:r>
+        <w:t xml:space="preserve"> </w:t>
+      </w:r>
+      <w:r>
+        <w:rPr>
+          <w:rFonts w:hint="eastAsia"/>
+        </w:rPr>
+        <w:t xml:space="preserve">이 때 두 번째 사람의 재산은 </w:t>
+      </w:r>
+      <w:r>
+        <w:t>M</w:t>
+      </w:r>
+      <w:r>
+        <w:rPr>
+          <w:rFonts w:hint="eastAsia"/>
+        </w:rPr>
+        <w:t>보다는 많기 때문에,</w:t>
+      </w:r>
+      <w:r>
+        <w:t xml:space="preserve"> </w:t>
+      </w:r>
+      <w:r>
+        <w:rPr>
+          <w:rFonts w:hint="eastAsia"/>
+        </w:rPr>
+        <w:t>첫 번째 사람의 재산을 찾을 때보다 질문의 수가 줄어들게 된다.</w:t>
+      </w:r>
+    </w:p>
+    <w:p>
+      <w:r>
+        <w:rPr>
+          <w:rFonts w:hint="eastAsia"/>
+        </w:rPr>
+        <w:t xml:space="preserve">이를 </w:t>
+      </w:r>
+      <w:r>
+        <w:t>N</w:t>
+      </w:r>
+      <w:r>
+        <w:rPr>
+          <w:rFonts w:hint="eastAsia"/>
+        </w:rPr>
+        <w:t>번째 사람에게까지 반복한다.</w:t>
+      </w:r>
+    </w:p>
+    <w:p>
+      <w:pPr>
+        <w:rPr>
+          <w:rFonts w:hint="eastAsia"/>
+        </w:rPr>
+      </w:pPr>
+      <w:r>
+        <w:rPr>
+          <w:rFonts w:hint="eastAsia"/>
+        </w:rPr>
+        <w:t>이 경우,</w:t>
+      </w:r>
+      <w:r>
+        <w:t xml:space="preserve"> </w:t>
+      </w:r>
+      <w:r>
+        <w:rPr>
+          <w:rFonts w:hint="eastAsia"/>
+        </w:rPr>
+        <w:t xml:space="preserve">시간 복잡도는 똑같이 </w:t>
+      </w:r>
+      <w:r>
+        <w:t>O(N)</w:t>
+      </w:r>
+      <w:r>
+        <w:rPr>
+          <w:rFonts w:hint="eastAsia"/>
+        </w:rPr>
+        <w:t>이지만,</w:t>
+      </w:r>
+      <w:r>
+        <w:t xml:space="preserve"> </w:t>
+      </w:r>
+      <w:r>
+        <w:rPr>
+          <w:rFonts w:hint="eastAsia"/>
+        </w:rPr>
+        <w:t>다수의 사람이 최댓값과 동일한 재산을 가진 경우 불필요한 중복 질문을 줄일 수 있다.</w:t>
+      </w:r>
+    </w:p>
+    <w:p>
+      <w:pPr>
+        <w:rPr>
+          <w:rFonts w:hint="eastAsia"/>
+          <w:b/>
+        </w:rPr>
+      </w:pPr>
+      <w:r>
+        <w:rPr>
+          <w:rFonts w:hint="eastAsia"/>
+          <w:b/>
+        </w:rPr>
+        <w:lastRenderedPageBreak/>
+        <w:t>2</w:t>
+      </w:r>
+      <w:r>
+        <w:rPr>
+          <w:b/>
+        </w:rPr>
+        <w:t>. Chasing Light</w:t>
+      </w:r>
+    </w:p>
+    <w:p>
+      <w:r>
+        <w:rPr>
+          <w:rFonts w:hint="eastAsia"/>
+        </w:rPr>
+        <w:t>N개의 빛이 있다.</w:t>
+      </w:r>
+      <w:r>
+        <w:t xml:space="preserve"> </w:t>
+      </w:r>
+      <w:r>
+        <w:rPr>
+          <w:rFonts w:hint="eastAsia"/>
+        </w:rPr>
+        <w:t>빛은 특정 위치에,</w:t>
+      </w:r>
+      <w:r>
+        <w:t xml:space="preserve"> </w:t>
+      </w:r>
+      <w:r>
+        <w:rPr>
+          <w:rFonts w:hint="eastAsia"/>
+        </w:rPr>
+        <w:t>특정 시간동안 나타난다.</w:t>
+      </w:r>
+      <w:r>
+        <w:t xml:space="preserve"> </w:t>
+      </w:r>
+      <w:r>
+        <w:rPr>
+          <w:rFonts w:hint="eastAsia"/>
+        </w:rPr>
+        <w:t xml:space="preserve">로봇이 있는 위치에 빛이 쬐고 있으면 </w:t>
+      </w:r>
+      <w:r>
+        <w:t xml:space="preserve">charge </w:t>
+      </w:r>
+      <w:r>
+        <w:rPr>
+          <w:rFonts w:hint="eastAsia"/>
+        </w:rPr>
+        <w:t>할 수 있다.</w:t>
+      </w:r>
+    </w:p>
+    <w:p>
+      <w:r>
+        <w:rPr>
+          <w:rFonts w:hint="eastAsia"/>
+        </w:rPr>
+        <w:t xml:space="preserve">로봇이 빛을 최대 얼마나 </w:t>
+      </w:r>
+      <w:r>
+        <w:t xml:space="preserve">charge </w:t>
+      </w:r>
+      <w:r>
+        <w:rPr>
+          <w:rFonts w:hint="eastAsia"/>
+        </w:rPr>
+        <w:t>할 수 있는가?</w:t>
+      </w:r>
+    </w:p>
+    <w:p>
+      <w:pPr>
+        <w:rPr>
+          <w:rFonts w:hint="eastAsia"/>
+        </w:rPr>
+      </w:pPr>
+    </w:p>
+    <w:p>
+      <w:pPr>
+        <w:rPr>
+          <w:rFonts w:hint="eastAsia"/>
+          <w:b/>
+        </w:rPr>
+      </w:pPr>
+      <w:r>
+        <w:rPr>
+          <w:b/>
+        </w:rPr>
+        <w:t>(1) DFS</w:t>
+      </w:r>
+      <w:r>
+        <w:rPr>
+          <w:rFonts w:hint="eastAsia"/>
+          <w:b/>
+        </w:rPr>
+        <w:t xml:space="preserve"> 사용</w:t>
+      </w:r>
+    </w:p>
+    <w:p>
+      <w:r>
+        <w:rPr>
+          <w:rFonts w:hint="eastAsia"/>
+        </w:rPr>
+        <w:t>가장 간단하게 생각하면,</w:t>
+      </w:r>
+      <w:r>
+        <w:t xml:space="preserve"> </w:t>
+      </w:r>
+      <w:r>
+        <w:rPr>
+          <w:rFonts w:hint="eastAsia"/>
+        </w:rPr>
+        <w:t>시작점에서</w:t>
+      </w:r>
+      <w:r>
+        <w:t xml:space="preserve"> </w:t>
+      </w:r>
+      <w:r>
+        <w:rPr>
+          <w:rFonts w:hint="eastAsia"/>
+        </w:rPr>
+        <w:t>출발해서</w:t>
+      </w:r>
+      <w:r>
+        <w:t xml:space="preserve">, </w:t>
+      </w:r>
+      <w:r>
+        <w:rPr>
+          <w:rFonts w:hint="eastAsia"/>
+        </w:rPr>
+        <w:t xml:space="preserve">갈 수 있는 모든 점들에 대해 </w:t>
+      </w:r>
+      <w:r>
+        <w:t>DFS</w:t>
+      </w:r>
+      <w:r>
+        <w:rPr>
+          <w:rFonts w:hint="eastAsia"/>
+        </w:rPr>
+        <w:t>를 적용해보면 된다.</w:t>
+      </w:r>
+      <w:r>
+        <w:t xml:space="preserve"> </w:t>
+      </w:r>
+      <w:r>
+        <w:rPr>
+          <w:rFonts w:hint="eastAsia"/>
+        </w:rPr>
+        <w:t>이동 시에,</w:t>
+      </w:r>
+      <w:r>
+        <w:t xml:space="preserve"> </w:t>
+      </w:r>
+      <w:r>
+        <w:rPr>
+          <w:rFonts w:hint="eastAsia"/>
+        </w:rPr>
+        <w:t>시간이 이미 지났거나,</w:t>
+      </w:r>
+      <w:r>
+        <w:t xml:space="preserve"> </w:t>
+      </w:r>
+      <w:r>
+        <w:rPr>
+          <w:rFonts w:hint="eastAsia"/>
+        </w:rPr>
+        <w:t>도착했는데 빛이 꺼지는 점들은 이동에서 제외한다.</w:t>
+      </w:r>
+    </w:p>
+    <w:p>
+      <w:r>
+        <w:rPr>
+          <w:rFonts w:hint="eastAsia"/>
+        </w:rPr>
+        <w:t>이렇게 하면 빛을 최대로 충전하는 경우를 찾을 수 있음은 직관적으로 이해할 수 있다.</w:t>
+      </w:r>
+    </w:p>
+    <w:p>
+      <w:r>
+        <w:rPr>
+          <w:rFonts w:hint="eastAsia"/>
+        </w:rPr>
+        <w:t>다만,</w:t>
+      </w:r>
+      <w:r>
+        <w:t xml:space="preserve"> </w:t>
+      </w:r>
+      <w:r>
+        <w:rPr>
+          <w:rFonts w:hint="eastAsia"/>
+        </w:rPr>
+        <w:t>시간이 너무 오래걸린다.</w:t>
+      </w:r>
+      <w:r>
+        <w:t xml:space="preserve"> N</w:t>
+      </w:r>
+      <w:r>
+        <w:rPr>
+          <w:rFonts w:hint="eastAsia"/>
+        </w:rPr>
+        <w:t>개의 빛이 있는 경우,</w:t>
+      </w:r>
+      <w:r>
+        <w:t xml:space="preserve"> </w:t>
+      </w:r>
+      <w:r>
+        <w:rPr>
+          <w:rFonts w:hint="eastAsia"/>
+        </w:rPr>
+        <w:t>최악의 경우 N</w:t>
+      </w:r>
+      <w:r>
+        <w:t xml:space="preserve">*(N-1)*(N-2)*…1 </w:t>
+      </w:r>
+      <w:r>
+        <w:rPr>
+          <w:rFonts w:hint="eastAsia"/>
+        </w:rPr>
+        <w:t xml:space="preserve">로 </w:t>
+      </w:r>
+      <w:r>
+        <w:t>O(N!)</w:t>
+      </w:r>
+      <w:r>
+        <w:rPr>
+          <w:rFonts w:hint="eastAsia"/>
+        </w:rPr>
+        <w:t>이 될 수 있다.</w:t>
+      </w:r>
+    </w:p>
     <w:p/>
     <w:p>
       <w:pPr>
         <w:rPr>
           <w:rFonts w:hint="eastAsia"/>
+          <w:b/>
         </w:rPr>
       </w:pPr>
       <w:r>
         <w:rPr>
-          <w:rFonts w:hint="eastAsia"/>
-        </w:rPr>
-        <w:t xml:space="preserve">만약 모두가 </w:t>
-      </w:r>
-      <w:r>
-        <w:t>10</w:t>
-      </w:r>
-      <w:r>
-        <w:rPr>
-          <w:rFonts w:hint="eastAsia"/>
-        </w:rPr>
-        <w:t>억을 가지고있다면,</w:t>
+          <w:b/>
+        </w:rPr>
+        <w:t xml:space="preserve">(2) DP </w:t>
+      </w:r>
+      <w:r>
+        <w:rPr>
+          <w:rFonts w:hint="eastAsia"/>
+          <w:b/>
+        </w:rPr>
+        <w:t>사용</w:t>
+      </w:r>
+    </w:p>
+    <w:p>
+      <w:r>
+        <w:rPr>
+          <w:rFonts w:hint="eastAsia"/>
+        </w:rPr>
+        <w:t xml:space="preserve">빛이 </w:t>
+      </w:r>
+      <w:r>
+        <w:t>N</w:t>
+      </w:r>
+      <w:r>
+        <w:rPr>
+          <w:rFonts w:hint="eastAsia"/>
+        </w:rPr>
+        <w:t>개가 있다고 할 때,</w:t>
+      </w:r>
+      <w:r>
+        <w:t xml:space="preserve"> </w:t>
+      </w:r>
+      <w:r>
+        <w:rPr>
+          <w:rFonts w:hint="eastAsia"/>
+        </w:rPr>
+        <w:t>이를 빛의 시작 시간과 종료 시간을 기준으로 정렬한다.</w:t>
+      </w:r>
+      <w:r>
+        <w:t xml:space="preserve"> (</w:t>
+      </w:r>
+      <w:r>
+        <w:rPr>
+          <w:rFonts w:hint="eastAsia"/>
+        </w:rPr>
+        <w:t>시작 시간 우선 정렬 ,시작 시간이 같으면 종료 시간 기준으로 정렬)</w:t>
+      </w:r>
+      <w:r>
+        <w:t xml:space="preserve">. </w:t>
+      </w:r>
+      <w:r>
+        <w:rPr>
+          <w:rFonts w:hint="eastAsia"/>
+        </w:rPr>
+        <w:t>그 후,</w:t>
+      </w:r>
+      <w:r>
+        <w:t xml:space="preserve"> </w:t>
+      </w:r>
+      <w:r>
+        <w:rPr>
+          <w:rFonts w:hint="eastAsia"/>
+        </w:rPr>
+        <w:t xml:space="preserve">시작점 하나와 </w:t>
+      </w:r>
+      <w:r>
+        <w:t>N</w:t>
+      </w:r>
+      <w:r>
+        <w:rPr>
+          <w:rFonts w:hint="eastAsia"/>
+        </w:rPr>
+        <w:t>개의 빛을 배열에 담아</w:t>
+      </w:r>
+      <w:r>
+        <w:t xml:space="preserve"> DP[</w:t>
+      </w:r>
+      <w:r>
+        <w:rPr>
+          <w:rFonts w:hint="eastAsia"/>
+        </w:rPr>
+        <w:t>N</w:t>
+      </w:r>
+      <w:r>
+        <w:t>+1]</w:t>
+      </w:r>
+      <w:r>
+        <w:rPr>
+          <w:rFonts w:hint="eastAsia"/>
+        </w:rPr>
+        <w:t>라는 배열을 만든다.</w:t>
+      </w:r>
+      <w:r>
+        <w:t xml:space="preserve"> </w:t>
+      </w:r>
+    </w:p>
+    <w:p>
+      <w:r>
+        <w:t>DP[i]</w:t>
+      </w:r>
+      <w:r>
+        <w:rPr>
+          <w:rFonts w:hint="eastAsia"/>
+        </w:rPr>
+        <w:t>는</w:t>
+      </w:r>
+      <w:r>
+        <w:t xml:space="preserve"> i</w:t>
+      </w:r>
+      <w:r>
+        <w:rPr>
+          <w:rFonts w:hint="eastAsia"/>
+        </w:rPr>
+        <w:t>번째 점이 마지막 종착지일 때</w:t>
+      </w:r>
+      <w:r>
+        <w:rPr>
+          <w:rFonts w:hint="eastAsia"/>
+        </w:rPr>
+        <w:t xml:space="preserve"> 이때까지 얼마나 </w:t>
+      </w:r>
+      <w:r>
+        <w:t>charge</w:t>
+      </w:r>
+      <w:r>
+        <w:rPr>
+          <w:rFonts w:hint="eastAsia"/>
+        </w:rPr>
+        <w:t>를 했는가 를 나타낸다.</w:t>
+      </w:r>
+    </w:p>
+    <w:p>
+      <w:r>
+        <w:t>DP[i]</w:t>
+      </w:r>
+      <w:r>
+        <w:rPr>
+          <w:rFonts w:hint="eastAsia"/>
+        </w:rPr>
+        <w:t>를 계산할 때는,</w:t>
+      </w:r>
+      <w:r>
+        <w:t xml:space="preserve"> DP[0]</w:t>
+      </w:r>
+      <w:r>
+        <w:rPr>
+          <w:rFonts w:hint="eastAsia"/>
+        </w:rPr>
+        <w:t xml:space="preserve">부터 </w:t>
+      </w:r>
+      <w:r>
+        <w:t>DP[i-1]</w:t>
+      </w:r>
+      <w:r>
+        <w:rPr>
+          <w:rFonts w:hint="eastAsia"/>
+        </w:rPr>
+        <w:t>과,</w:t>
+      </w:r>
+      <w:r>
+        <w:t xml:space="preserve"> </w:t>
+      </w:r>
+      <w:r>
+        <w:rPr>
+          <w:rFonts w:hint="eastAsia"/>
+        </w:rPr>
+        <w:t xml:space="preserve">각 점의 위치에서 </w:t>
+      </w:r>
+      <w:r>
+        <w:t xml:space="preserve">i </w:t>
+      </w:r>
+      <w:r>
+        <w:rPr>
+          <w:rFonts w:hint="eastAsia"/>
+        </w:rPr>
+        <w:t>번째 빛까지의 거리,</w:t>
+      </w:r>
+      <w:r>
+        <w:t xml:space="preserve"> i</w:t>
+      </w:r>
+      <w:r>
+        <w:rPr>
+          <w:rFonts w:hint="eastAsia"/>
+        </w:rPr>
+        <w:t>번째 빛이 몇 초부터 몇 초까지인지를 고려해서,</w:t>
+      </w:r>
+      <w:r>
+        <w:t xml:space="preserve"> 0</w:t>
+      </w:r>
+      <w:r>
+        <w:rPr>
+          <w:rFonts w:hint="eastAsia"/>
+        </w:rPr>
+        <w:t xml:space="preserve">번째 빛(시작점)부터 </w:t>
+      </w:r>
+      <w:r>
+        <w:t>i-1</w:t>
+      </w:r>
+      <w:r>
+        <w:rPr>
+          <w:rFonts w:hint="eastAsia"/>
+        </w:rPr>
+        <w:t xml:space="preserve">번째 빛으로까지의 점들 중, </w:t>
+      </w:r>
+      <w:r>
+        <w:t>i</w:t>
+      </w:r>
+      <w:r>
+        <w:rPr>
+          <w:rFonts w:hint="eastAsia"/>
+        </w:rPr>
+        <w:t xml:space="preserve">번째 빛으로 오는 경우들 중에 최대 빛 </w:t>
+      </w:r>
+      <w:r>
+        <w:t xml:space="preserve">charge </w:t>
+      </w:r>
+      <w:r>
+        <w:rPr>
+          <w:rFonts w:hint="eastAsia"/>
+        </w:rPr>
+        <w:t>값을 계산하여 기록한다.</w:t>
+      </w:r>
+    </w:p>
+    <w:p>
+      <w:pPr>
+        <w:rPr>
+          <w:rFonts w:hint="eastAsia"/>
+        </w:rPr>
+      </w:pPr>
+      <w:r>
+        <w:rPr>
+          <w:rFonts w:hint="eastAsia"/>
+        </w:rPr>
+        <w:t xml:space="preserve">이를 </w:t>
+      </w:r>
+      <w:r>
+        <w:t>i=0</w:t>
+      </w:r>
+      <w:r>
+        <w:rPr>
+          <w:rFonts w:hint="eastAsia"/>
+        </w:rPr>
+        <w:t xml:space="preserve">부터 </w:t>
+      </w:r>
+      <w:r>
+        <w:t>i=N</w:t>
+      </w:r>
+      <w:r>
+        <w:rPr>
+          <w:rFonts w:hint="eastAsia"/>
+        </w:rPr>
+        <w:t>까지 반복하는 것으로,</w:t>
       </w:r>
       <w:r>
         <w:t xml:space="preserve"> N</w:t>
@@ -341,70 +1190,111 @@
         <w:rPr>
           <w:rFonts w:hint="eastAsia"/>
         </w:rPr>
-        <w:t xml:space="preserve">명에게 </w:t>
-      </w:r>
-      <w:r>
-        <w:t>30</w:t>
-      </w:r>
-      <w:r>
-        <w:rPr>
-          <w:rFonts w:hint="eastAsia"/>
-        </w:rPr>
-        <w:t>번 물어봐야 하므로</w:t>
-      </w:r>
-      <w:r>
-        <w:t xml:space="preserve"> (10</w:t>
-      </w:r>
-      <w:r>
-        <w:rPr>
-          <w:rFonts w:hint="eastAsia"/>
-        </w:rPr>
-        <w:t xml:space="preserve">억을 </w:t>
-      </w:r>
-      <w:r>
-        <w:t>2</w:t>
-      </w:r>
-      <w:r>
-        <w:rPr>
-          <w:rFonts w:hint="eastAsia"/>
-        </w:rPr>
-        <w:t xml:space="preserve">로 계속 나누어서 </w:t>
-      </w:r>
-      <w:r>
-        <w:t>1</w:t>
-      </w:r>
-      <w:r>
-        <w:rPr>
-          <w:rFonts w:hint="eastAsia"/>
-        </w:rPr>
-        <w:t xml:space="preserve"> 이하로 수렴하기까지 </w:t>
-      </w:r>
-      <w:r>
-        <w:t>3</w:t>
-      </w:r>
-      <w:r>
-        <w:rPr>
-          <w:rFonts w:hint="eastAsia"/>
-        </w:rPr>
-        <w:t>0회 걸린다)</w:t>
-      </w:r>
-      <w:r>
-        <w:t xml:space="preserve"> </w:t>
-      </w:r>
-      <w:r>
-        <w:rPr>
-          <w:rFonts w:hint="eastAsia"/>
-        </w:rPr>
-        <w:t xml:space="preserve">시간복잡도는 </w:t>
-      </w:r>
-      <w:r>
-        <w:t>O(N)</w:t>
-      </w:r>
-      <w:r>
-        <w:rPr>
-          <w:rFonts w:hint="eastAsia"/>
-        </w:rPr>
-        <w:t>이다.</w:t>
+        <w:t xml:space="preserve">개의 모든 빛을 고려하였을 때 최대 </w:t>
+      </w:r>
+      <w:r>
+        <w:t xml:space="preserve">charge </w:t>
+      </w:r>
+      <w:r>
+        <w:rPr>
+          <w:rFonts w:hint="eastAsia"/>
+        </w:rPr>
+        <w:t>값을 알아낼 수 있다.</w:t>
+      </w:r>
+    </w:p>
+    <w:p/>
+    <w:p>
+      <w:pPr>
+        <w:rPr>
+          <w:b/>
+        </w:rPr>
+      </w:pPr>
+      <w:r>
+        <w:rPr>
+          <w:rFonts w:hint="eastAsia"/>
+          <w:b/>
+        </w:rPr>
+        <w:t>시간복잡도</w:t>
+      </w:r>
+    </w:p>
+    <w:p>
+      <w:r>
+        <w:rPr>
+          <w:rFonts w:hint="eastAsia"/>
+        </w:rPr>
+        <w:t>N개의 빛을 정렬</w:t>
+      </w:r>
+      <w:r>
+        <w:t xml:space="preserve"> -&gt; O(NlogN)</w:t>
+      </w:r>
+    </w:p>
+    <w:p>
+      <w:r>
+        <w:rPr>
+          <w:rFonts w:hint="eastAsia"/>
+        </w:rPr>
+        <w:t>거리 계산,</w:t>
+      </w:r>
+      <w:r>
+        <w:t xml:space="preserve"> </w:t>
+      </w:r>
+      <w:r>
+        <w:rPr>
+          <w:rFonts w:hint="eastAsia"/>
+        </w:rPr>
+        <w:t xml:space="preserve">단순 </w:t>
+      </w:r>
+      <w:r>
+        <w:rPr>
+          <w:rFonts w:hint="eastAsia"/>
+        </w:rPr>
+        <w:t xml:space="preserve">비교의 수가 </w:t>
+      </w:r>
+      <w:r>
+        <w:t>1, 2, …</w:t>
+      </w:r>
+      <w:r>
+        <w:t>, N-2, N-1</w:t>
+      </w:r>
+      <w:r>
+        <w:rPr>
+          <w:rFonts w:hint="eastAsia"/>
+        </w:rPr>
+        <w:t xml:space="preserve"> </w:t>
+      </w:r>
+      <w:r>
+        <w:rPr>
+          <w:rFonts w:hint="eastAsia"/>
+        </w:rPr>
+        <w:t>-</w:t>
+      </w:r>
+      <w:r>
+        <w:t xml:space="preserve">&gt; </w:t>
+      </w:r>
+      <w:r>
+        <w:t>O(N^2)</w:t>
+      </w:r>
+    </w:p>
+    <w:p>
+      <w:pPr>
+        <w:rPr>
+          <w:rFonts w:hint="eastAsia"/>
+        </w:rPr>
+      </w:pPr>
+      <w:r>
+        <w:rPr>
+          <w:rFonts w:hint="eastAsia"/>
+        </w:rPr>
+        <w:t xml:space="preserve">따라서 최종 시간복잡도는 </w:t>
+      </w:r>
+      <w:r>
+        <w:t>O(N^2)</w:t>
+      </w:r>
+      <w:r>
+        <w:rPr>
+          <w:rFonts w:hint="eastAsia"/>
+        </w:rPr>
+        <w:t>가 된다.</w:t>
       </w:r>
       <w:bookmarkStart w:id="0" w:name="_GoBack"/>
       <w:bookmarkEnd w:id="0"/>
@@ -422,13 +1312,6 @@
     <w:p/>
     <w:p/>
     <w:p/>
-    <w:p>
-      <w:pPr>
-        <w:rPr>
-          <w:rFonts w:hint="eastAsia"/>
-        </w:rPr>
-      </w:pPr>
-    </w:p>
     <w:sectPr>
       <w:pgSz w:w="11906" w:h="16838"/>
       <w:pgMar w:top="1701" w:right="1440" w:bottom="1440" w:left="1440" w:header="851" w:footer="992" w:gutter="0"/>
@@ -440,7 +1323,7 @@
 </file>
 
 <file path=word/styles.xml><?xml version="1.0" encoding="utf-8"?>
-<w:styles xmlns:mc="http://schemas.openxmlformats.org/markup-compatibility/2006" xmlns:r="http://schemas.openxmlformats.org/officeDocument/2006/relationships" xmlns:w="http://schemas.openxmlformats.org/wordprocessingml/2006/main" xmlns:w14="http://schemas.microsoft.com/office/word/2010/wordml" xmlns:w15="http://schemas.microsoft.com/office/word/2012/wordml" xmlns:w16cid="http://schemas.microsoft.com/office/word/2016/wordml/cid" xmlns:w16se="http://schemas.microsoft.com/office/word/2015/wordml/symex" mc:Ignorable="w14 w15 w16se w16cid">
+<w:styles xmlns:mc="http://schemas.openxmlformats.org/markup-compatibility/2006" xmlns:r="http://schemas.openxmlformats.org/officeDocument/2006/relationships" xmlns:w="http://schemas.openxmlformats.org/wordprocessingml/2006/main" xmlns:w14="http://schemas.microsoft.com/office/word/2010/wordml" xmlns:w15="http://schemas.microsoft.com/office/word/2012/wordml" xmlns:w16se="http://schemas.microsoft.com/office/word/2015/wordml/symex" mc:Ignorable="w14 w15 w16se">
   <w:docDefaults>
     <w:rPrDefault>
       <w:rPr>
@@ -457,7 +1340,7 @@
       </w:pPr>
     </w:pPrDefault>
   </w:docDefaults>
-  <w:latentStyles w:defLockedState="0" w:defUIPriority="99" w:defSemiHidden="0" w:defUnhideWhenUsed="0" w:defQFormat="0" w:count="375">
+  <w:latentStyles w:defLockedState="0" w:defUIPriority="99" w:defSemiHidden="0" w:defUnhideWhenUsed="0" w:defQFormat="0" w:count="371">
     <w:lsdException w:name="Normal" w:uiPriority="0" w:qFormat="1"/>
     <w:lsdException w:name="heading 1" w:uiPriority="9" w:qFormat="1"/>
     <w:lsdException w:name="heading 2" w:semiHidden="1" w:uiPriority="9" w:unhideWhenUsed="1" w:qFormat="1"/>
@@ -829,10 +1712,6 @@
     <w:lsdException w:name="List Table 5 Dark Accent 6" w:uiPriority="50"/>
     <w:lsdException w:name="List Table 6 Colorful Accent 6" w:uiPriority="51"/>
     <w:lsdException w:name="List Table 7 Colorful Accent 6" w:uiPriority="52"/>
-    <w:lsdException w:name="Mention" w:semiHidden="1" w:unhideWhenUsed="1"/>
-    <w:lsdException w:name="Smart Hyperlink" w:semiHidden="1" w:unhideWhenUsed="1"/>
-    <w:lsdException w:name="Hashtag" w:semiHidden="1" w:unhideWhenUsed="1"/>
-    <w:lsdException w:name="Unresolved Mention" w:semiHidden="1" w:unhideWhenUsed="1"/>
   </w:latentStyles>
   <w:style w:type="paragraph" w:default="1" w:styleId="a">
     <w:name w:val="Normal"/>
